--- a/文件/04_內部規劃/現狀盤點與改善規劃.docx
+++ b/文件/04_內部規劃/現狀盤點與改善規劃.docx
@@ -2355,6 +2355,113 @@
           <w:p>
             <w:r>
               <w:t>不採用。另兩個理由：13 點需對應到本系統的 33 點，會像 UI-PRMD 一樣重新引入一個假設；且完整資料集達 3.2 GB。**資源應改投 UI-PRMD（有 correct／incorrect 標註）或直接做 B-3 真人測試**</w:t>
+            </w:r>
+            <w:r>
+              <w:rPr>
+                <w:sz w:val="18"/>
+              </w:rPr>
+            </w:r>
+          </w:p>
+        </w:tc>
+        <w:tc>
+          <w:tcPr>
+            <w:tcW w:type="dxa" w:w="737"/>
+          </w:tcPr>
+          <w:p>
+            <w:r>
+              <w:t>不採用</w:t>
+            </w:r>
+            <w:r>
+              <w:rPr>
+                <w:sz w:val="18"/>
+              </w:rPr>
+            </w:r>
+          </w:p>
+        </w:tc>
+        <w:tc>
+          <w:tcPr>
+            <w:tcW w:type="dxa" w:w="794"/>
+          </w:tcPr>
+          <w:p>
+            <w:r>
+              <w:t>—</w:t>
+            </w:r>
+            <w:r>
+              <w:rPr>
+                <w:sz w:val="18"/>
+              </w:rPr>
+            </w:r>
+          </w:p>
+        </w:tc>
+      </w:tr>
+      <w:tr>
+        <w:tc>
+          <w:tcPr>
+            <w:tcW w:type="dxa" w:w="510"/>
+          </w:tcPr>
+          <w:p>
+            <w:r>
+              <w:t>B-7</w:t>
+            </w:r>
+            <w:r>
+              <w:rPr>
+                <w:sz w:val="18"/>
+              </w:rPr>
+            </w:r>
+          </w:p>
+        </w:tc>
+        <w:tc>
+          <w:tcPr>
+            <w:tcW w:type="dxa" w:w="1928"/>
+          </w:tcPr>
+          <w:p>
+            <w:r>
+              <w:t>（評估後不採用）以 Qualcomm QEVD 公開影片資料集驗證四項動作</w:t>
+            </w:r>
+            <w:r>
+              <w:rPr>
+                <w:sz w:val="18"/>
+              </w:rPr>
+            </w:r>
+          </w:p>
+        </w:tc>
+        <w:tc>
+          <w:tcPr>
+            <w:tcW w:type="dxa" w:w="1814"/>
+          </w:tcPr>
+          <w:p>
+            <w:r>
+              <w:t>已評估並否決（2026-08-28）。該資料集條件本來最好：深蹲、伏地挺身、開合跳、高抬腿四項全有，且為 RGB 影片（640×360、30fps），能跑完整鏈路（影片→MediaPipe→引擎），另有 frame-level 計次與教練回饋標註，474+ 小時。</w:t>
+            </w:r>
+            <w:r>
+              <w:rPr>
+                <w:sz w:val="18"/>
+              </w:rPr>
+            </w:r>
+          </w:p>
+        </w:tc>
+        <w:tc>
+          <w:tcPr>
+            <w:tcW w:type="dxa" w:w="1474"/>
+          </w:tcPr>
+          <w:p>
+            <w:r>
+              <w:t>**授權不可接受**。Qualcomm Data License Agreement – Research Use 三項致命條款：①「Commercial Use」定義極寬——使用資料或衍生結果於「提供給第三方或為第三方利益之產品、服務或 offering」，無論是否收費、直接或間接，皆屬之；競賽作品與獎金難以排除在外。② Section 5 明文禁止「基於或源於使用本資料集，準備、申請、起訴或執行任何專利或專利申請」——本團隊已有專利在案，直接衝突。③ Section 6 將資料集列為機密資訊，不得向任何第三方揭露；企劃書與簡報將無法具體說明樣本來源，反而傷害可追溯性主張。另注意：下載即視為接受合約（download = acceptance），非單純取用。</w:t>
+            </w:r>
+            <w:r>
+              <w:rPr>
+                <w:sz w:val="18"/>
+              </w:rPr>
+            </w:r>
+          </w:p>
+        </w:tc>
+        <w:tc>
+          <w:tcPr>
+            <w:tcW w:type="dxa" w:w="2948"/>
+          </w:tcPr>
+          <w:p>
+            <w:r>
+              <w:t>不採用，且**不下載**（避免構成合約接受）。改回 UI-PRMD（B-2）——其授權為 Open Data Commons 公眾領域，無商業使用、專利與保密限制，可自由用於競賽並公開揭露；代價是僅深蹲可對應且為 3D 動捕（跳過感知層）。主力仍為 B-3 真人樣本。一併評估過而未採用者：Fitness-AQA（僅槓鈴深蹲／推舉／划船，動作不符，需申請且限非商業）、MM-DOS（徒手深蹲＋伏地挺身＋教練標註錯誤，條件佳但查無下載途徑，須聯繫作者）、KIMORE（復健導向動作，非本作品項目）。</w:t>
             </w:r>
             <w:r>
               <w:rPr>
